--- a/dist/Nicolas_Schernetzki_CV_Eng.docx
+++ b/dist/Nicolas_Schernetzki_CV_Eng.docx
@@ -4,63 +4,54 @@
   <w:body>
     <w:p>
       <w:pPr>
+        <w:spacing w:after="20" w:before="0"/>
+      </w:pPr>
+      <w:r>
+        <w:rPr>
+          <w:rFonts w:ascii="Calibri" w:cs="Calibri" w:eastAsia="Calibri" w:hAnsi="Calibri"/>
+          <w:b/>
+          <w:bCs/>
+          <w:color w:val="1a1a1a"/>
+          <w:sz w:val="44"/>
+          <w:szCs w:val="44"/>
+        </w:rPr>
+        <w:t xml:space="preserve">NICOLAS SCHERNETZKI</w:t>
+      </w:r>
+    </w:p>
+    <w:p>
+      <w:pPr>
         <w:spacing w:after="30" w:before="0"/>
-        <w:jc w:val="center"/>
-      </w:pPr>
-      <w:r>
-        <w:rPr>
-          <w:rFonts w:ascii="Arial" w:cs="Arial" w:eastAsia="Arial" w:hAnsi="Arial"/>
-          <w:b/>
-          <w:bCs/>
-          <w:color w:val="1F4E79"/>
-          <w:sz w:val="42"/>
-          <w:szCs w:val="42"/>
-        </w:rPr>
-        <w:t xml:space="preserve">NICOLAS SCHERNETZKI</w:t>
-      </w:r>
-    </w:p>
-    <w:p>
-      <w:pPr>
-        <w:spacing w:after="30" w:before="0"/>
-        <w:jc w:val="center"/>
-      </w:pPr>
-      <w:r>
-        <w:rPr>
-          <w:rFonts w:ascii="Arial" w:cs="Arial" w:eastAsia="Arial" w:hAnsi="Arial"/>
-          <w:color w:val="555555"/>
-          <w:sz w:val="20"/>
-          <w:szCs w:val="20"/>
-        </w:rPr>
-        <w:t xml:space="preserve">Full-Stack Developer  |  Back-End Developer</w:t>
-      </w:r>
-    </w:p>
-    <w:p>
-      <w:pPr>
-        <w:spacing w:after="30" w:before="0"/>
-        <w:jc w:val="center"/>
-      </w:pPr>
-      <w:r>
-        <w:rPr>
-          <w:rFonts w:ascii="Arial" w:cs="Arial" w:eastAsia="Arial" w:hAnsi="Arial"/>
-          <w:color w:val="555555"/>
-          <w:sz w:val="17"/>
-          <w:szCs w:val="17"/>
-        </w:rPr>
-        <w:t xml:space="preserve">Ituzaingó, Buenos Aires, Argentina  •  +54 11 6101-4743  •  ngsrepresentaciones@gmail.com</w:t>
-      </w:r>
-    </w:p>
-    <w:p>
-      <w:pPr>
-        <w:spacing w:after="100" w:before="0"/>
-        <w:jc w:val="center"/>
-      </w:pPr>
-      <w:hyperlink w:history="1" r:id="rIdc5yyt-f9mnrqcecg13ogt">
+      </w:pPr>
+      <w:r>
+        <w:rPr>
+          <w:rFonts w:ascii="Calibri" w:cs="Calibri" w:eastAsia="Calibri" w:hAnsi="Calibri"/>
+          <w:color w:val="444444"/>
+          <w:sz w:val="18"/>
+          <w:szCs w:val="18"/>
+        </w:rPr>
+        <w:t xml:space="preserve">Full-Stack Developer | Back-End Developer</w:t>
+      </w:r>
+    </w:p>
+    <w:p>
+      <w:pPr>
+        <w:spacing w:after="60" w:before="0"/>
+      </w:pPr>
+      <w:r>
+        <w:rPr>
+          <w:rFonts w:ascii="Calibri" w:cs="Calibri" w:eastAsia="Calibri" w:hAnsi="Calibri"/>
+          <w:color w:val="444444"/>
+          <w:sz w:val="18"/>
+          <w:szCs w:val="18"/>
+        </w:rPr>
+        <w:t xml:space="preserve">Ituzaingó, Buenos Aires  •  +54 11 6101-4743  •  ngsrepresentaciones@gmail.com  •  </w:t>
+      </w:r>
+      <w:hyperlink w:history="1" r:id="rId-wcqejlusxiy63_3ws1ko">
         <w:r>
           <w:rPr>
-            <w:rFonts w:ascii="Arial" w:cs="Arial" w:eastAsia="Arial" w:hAnsi="Arial"/>
+            <w:rFonts w:ascii="Calibri" w:cs="Calibri" w:eastAsia="Calibri" w:hAnsi="Calibri"/>
             <w:color w:val="1155CC"/>
-            <w:sz w:val="17"/>
-            <w:szCs w:val="17"/>
+            <w:sz w:val="18"/>
+            <w:szCs w:val="18"/>
             <w:u w:val="single"/>
           </w:rPr>
           <w:t xml:space="preserve">LinkedIn</w:t>
@@ -68,20 +59,20 @@
       </w:hyperlink>
       <w:r>
         <w:rPr>
-          <w:rFonts w:ascii="Arial" w:cs="Arial" w:eastAsia="Arial" w:hAnsi="Arial"/>
-          <w:color w:val="555555"/>
-          <w:sz w:val="17"/>
-          <w:szCs w:val="17"/>
+          <w:rFonts w:ascii="Calibri" w:cs="Calibri" w:eastAsia="Calibri" w:hAnsi="Calibri"/>
+          <w:color w:val="444444"/>
+          <w:sz w:val="18"/>
+          <w:szCs w:val="18"/>
         </w:rPr>
         <w:t xml:space="preserve">  •  </w:t>
       </w:r>
-      <w:hyperlink w:history="1" r:id="rIdy-jsvchk8aypmsw2dpffv">
+      <w:hyperlink w:history="1" r:id="rIdfqrmdogxna-0odj_zj3xp">
         <w:r>
           <w:rPr>
-            <w:rFonts w:ascii="Arial" w:cs="Arial" w:eastAsia="Arial" w:hAnsi="Arial"/>
+            <w:rFonts w:ascii="Calibri" w:cs="Calibri" w:eastAsia="Calibri" w:hAnsi="Calibri"/>
             <w:color w:val="1155CC"/>
-            <w:sz w:val="17"/>
-            <w:szCs w:val="17"/>
+            <w:sz w:val="18"/>
+            <w:szCs w:val="18"/>
             <w:u w:val="single"/>
           </w:rPr>
           <w:t xml:space="preserve">GitHub</w:t>
@@ -89,20 +80,20 @@
       </w:hyperlink>
       <w:r>
         <w:rPr>
-          <w:rFonts w:ascii="Arial" w:cs="Arial" w:eastAsia="Arial" w:hAnsi="Arial"/>
-          <w:color w:val="555555"/>
-          <w:sz w:val="17"/>
-          <w:szCs w:val="17"/>
+          <w:rFonts w:ascii="Calibri" w:cs="Calibri" w:eastAsia="Calibri" w:hAnsi="Calibri"/>
+          <w:color w:val="444444"/>
+          <w:sz w:val="18"/>
+          <w:szCs w:val="18"/>
         </w:rPr>
         <w:t xml:space="preserve">  •  </w:t>
       </w:r>
-      <w:hyperlink w:history="1" r:id="rIdbuvgs3ut-35y0stuh-nez">
+      <w:hyperlink w:history="1" r:id="rId5de2x2sktpgjsitt4qz-4">
         <w:r>
           <w:rPr>
-            <w:rFonts w:ascii="Arial" w:cs="Arial" w:eastAsia="Arial" w:hAnsi="Arial"/>
+            <w:rFonts w:ascii="Calibri" w:cs="Calibri" w:eastAsia="Calibri" w:hAnsi="Calibri"/>
             <w:color w:val="1155CC"/>
-            <w:sz w:val="17"/>
-            <w:szCs w:val="17"/>
+            <w:sz w:val="18"/>
+            <w:szCs w:val="18"/>
             <w:u w:val="single"/>
           </w:rPr>
           <w:t xml:space="preserve">Portfolio</w:t>
@@ -112,65 +103,65 @@
     <w:p>
       <w:pPr>
         <w:pBdr>
-          <w:bottom w:val="single" w:color="1F4E79" w:sz="4" w:space="1"/>
+          <w:bottom w:val="single" w:color="1a1a1a" w:sz="6" w:space="1"/>
         </w:pBdr>
-        <w:spacing w:after="40" w:before="120"/>
-      </w:pPr>
-      <w:r>
-        <w:rPr>
-          <w:rFonts w:ascii="Arial" w:cs="Arial" w:eastAsia="Arial" w:hAnsi="Arial"/>
-          <w:b/>
-          <w:bCs/>
-          <w:color w:val="1F4E79"/>
-          <w:sz w:val="20"/>
-          <w:szCs w:val="20"/>
-        </w:rPr>
-        <w:t xml:space="preserve">PROFESSIONAL PROFILE</w:t>
-      </w:r>
-    </w:p>
-    <w:p>
-      <w:pPr>
-        <w:spacing w:after="60" w:before="40"/>
-      </w:pPr>
-      <w:r>
-        <w:rPr>
-          <w:rFonts w:ascii="Arial" w:cs="Arial" w:eastAsia="Arial" w:hAnsi="Arial"/>
-          <w:color w:val="222222"/>
-          <w:sz w:val="18"/>
-          <w:szCs w:val="18"/>
-        </w:rPr>
-        <w:t xml:space="preserve">Full-Stack Developer with a background in MERN Stack and .NET, focused on building real-world web applications with end-to-end ownership. Before formally studying programming, I was already automating processes with VBA in real business environments — oriented toward concrete solutions. Genuinely passionate about building things, currently seeking a role in tech. Advanced English (C1+).</w:t>
+        <w:spacing w:after="60" w:before="120"/>
+      </w:pPr>
+      <w:r>
+        <w:rPr>
+          <w:rFonts w:ascii="Calibri" w:cs="Calibri" w:eastAsia="Calibri" w:hAnsi="Calibri"/>
+          <w:b/>
+          <w:bCs/>
+          <w:caps/>
+          <w:color w:val="1a1a1a"/>
+          <w:sz w:val="21"/>
+          <w:szCs w:val="21"/>
+        </w:rPr>
+        <w:t xml:space="preserve">Professional Profile</w:t>
+      </w:r>
+    </w:p>
+    <w:p>
+      <w:pPr>
+        <w:spacing w:after="30" w:before="0"/>
+      </w:pPr>
+      <w:r>
+        <w:rPr>
+          <w:rFonts w:ascii="Calibri" w:cs="Calibri" w:eastAsia="Calibri" w:hAnsi="Calibri"/>
+          <w:sz w:val="18"/>
+          <w:szCs w:val="18"/>
+        </w:rPr>
+        <w:t xml:space="preserve">Full-Stack Developer with a background in MERN Stack and .NET, focused on building real-world web applications with an end-to-end mindset. Before studying programming formally, I was already automating processes with VBA in real business environments — which defines my approach: oriented toward concrete solutions. Genuinely passionate about building things, currently seeking a role in tech. Advanced English (C1+).</w:t>
       </w:r>
     </w:p>
     <w:p>
       <w:pPr>
         <w:pBdr>
-          <w:bottom w:val="single" w:color="1F4E79" w:sz="4" w:space="1"/>
+          <w:bottom w:val="single" w:color="1a1a1a" w:sz="6" w:space="1"/>
         </w:pBdr>
-        <w:spacing w:after="40" w:before="120"/>
-      </w:pPr>
-      <w:r>
-        <w:rPr>
-          <w:rFonts w:ascii="Arial" w:cs="Arial" w:eastAsia="Arial" w:hAnsi="Arial"/>
-          <w:b/>
-          <w:bCs/>
-          <w:color w:val="1F4E79"/>
-          <w:sz w:val="20"/>
-          <w:szCs w:val="20"/>
-        </w:rPr>
-        <w:t xml:space="preserve">TECHNICAL SKILLS</w:t>
-      </w:r>
-    </w:p>
-    <w:p>
-      <w:pPr>
-        <w:spacing w:after="20" w:before="20"/>
-      </w:pPr>
-      <w:r>
-        <w:rPr>
-          <w:rFonts w:ascii="Arial" w:cs="Arial" w:eastAsia="Arial" w:hAnsi="Arial"/>
-          <w:b/>
-          <w:bCs/>
-          <w:color w:val="222222"/>
+        <w:spacing w:after="60" w:before="120"/>
+      </w:pPr>
+      <w:r>
+        <w:rPr>
+          <w:rFonts w:ascii="Calibri" w:cs="Calibri" w:eastAsia="Calibri" w:hAnsi="Calibri"/>
+          <w:b/>
+          <w:bCs/>
+          <w:caps/>
+          <w:color w:val="1a1a1a"/>
+          <w:sz w:val="21"/>
+          <w:szCs w:val="21"/>
+        </w:rPr>
+        <w:t xml:space="preserve">Technical Skills</w:t>
+      </w:r>
+    </w:p>
+    <w:p>
+      <w:pPr>
+        <w:spacing w:after="18" w:before="0"/>
+      </w:pPr>
+      <w:r>
+        <w:rPr>
+          <w:rFonts w:ascii="Calibri" w:cs="Calibri" w:eastAsia="Calibri" w:hAnsi="Calibri"/>
+          <w:b/>
+          <w:bCs/>
           <w:sz w:val="18"/>
           <w:szCs w:val="18"/>
         </w:rPr>
@@ -178,8 +169,7 @@
       </w:r>
       <w:r>
         <w:rPr>
-          <w:rFonts w:ascii="Arial" w:cs="Arial" w:eastAsia="Arial" w:hAnsi="Arial"/>
-          <w:color w:val="222222"/>
+          <w:rFonts w:ascii="Calibri" w:cs="Calibri" w:eastAsia="Calibri" w:hAnsi="Calibri"/>
           <w:sz w:val="18"/>
           <w:szCs w:val="18"/>
         </w:rPr>
@@ -188,14 +178,13 @@
     </w:p>
     <w:p>
       <w:pPr>
-        <w:spacing w:after="20" w:before="20"/>
-      </w:pPr>
-      <w:r>
-        <w:rPr>
-          <w:rFonts w:ascii="Arial" w:cs="Arial" w:eastAsia="Arial" w:hAnsi="Arial"/>
-          <w:b/>
-          <w:bCs/>
-          <w:color w:val="222222"/>
+        <w:spacing w:after="18" w:before="0"/>
+      </w:pPr>
+      <w:r>
+        <w:rPr>
+          <w:rFonts w:ascii="Calibri" w:cs="Calibri" w:eastAsia="Calibri" w:hAnsi="Calibri"/>
+          <w:b/>
+          <w:bCs/>
           <w:sz w:val="18"/>
           <w:szCs w:val="18"/>
         </w:rPr>
@@ -203,8 +192,7 @@
       </w:r>
       <w:r>
         <w:rPr>
-          <w:rFonts w:ascii="Arial" w:cs="Arial" w:eastAsia="Arial" w:hAnsi="Arial"/>
-          <w:color w:val="222222"/>
+          <w:rFonts w:ascii="Calibri" w:cs="Calibri" w:eastAsia="Calibri" w:hAnsi="Calibri"/>
           <w:sz w:val="18"/>
           <w:szCs w:val="18"/>
         </w:rPr>
@@ -213,14 +201,13 @@
     </w:p>
     <w:p>
       <w:pPr>
-        <w:spacing w:after="20" w:before="20"/>
-      </w:pPr>
-      <w:r>
-        <w:rPr>
-          <w:rFonts w:ascii="Arial" w:cs="Arial" w:eastAsia="Arial" w:hAnsi="Arial"/>
-          <w:b/>
-          <w:bCs/>
-          <w:color w:val="222222"/>
+        <w:spacing w:after="18" w:before="0"/>
+      </w:pPr>
+      <w:r>
+        <w:rPr>
+          <w:rFonts w:ascii="Calibri" w:cs="Calibri" w:eastAsia="Calibri" w:hAnsi="Calibri"/>
+          <w:b/>
+          <w:bCs/>
           <w:sz w:val="18"/>
           <w:szCs w:val="18"/>
         </w:rPr>
@@ -228,24 +215,68 @@
       </w:r>
       <w:r>
         <w:rPr>
-          <w:rFonts w:ascii="Arial" w:cs="Arial" w:eastAsia="Arial" w:hAnsi="Arial"/>
-          <w:color w:val="222222"/>
-          <w:sz w:val="18"/>
-          <w:szCs w:val="18"/>
-        </w:rPr>
-        <w:t xml:space="preserve">MongoDB, MySQL, MariaDB, Oracle</w:t>
-      </w:r>
-    </w:p>
-    <w:p>
-      <w:pPr>
-        <w:spacing w:after="20" w:before="20"/>
-      </w:pPr>
-      <w:r>
-        <w:rPr>
-          <w:rFonts w:ascii="Arial" w:cs="Arial" w:eastAsia="Arial" w:hAnsi="Arial"/>
-          <w:b/>
-          <w:bCs/>
-          <w:color w:val="222222"/>
+          <w:rFonts w:ascii="Calibri" w:cs="Calibri" w:eastAsia="Calibri" w:hAnsi="Calibri"/>
+          <w:sz w:val="18"/>
+          <w:szCs w:val="18"/>
+        </w:rPr>
+        <w:t xml:space="preserve">MongoDB, MongoDB Atlas, MySQL, MariaDB, Oracle</w:t>
+      </w:r>
+    </w:p>
+    <w:p>
+      <w:pPr>
+        <w:spacing w:after="18" w:before="0"/>
+      </w:pPr>
+      <w:r>
+        <w:rPr>
+          <w:rFonts w:ascii="Calibri" w:cs="Calibri" w:eastAsia="Calibri" w:hAnsi="Calibri"/>
+          <w:b/>
+          <w:bCs/>
+          <w:sz w:val="18"/>
+          <w:szCs w:val="18"/>
+        </w:rPr>
+        <w:t xml:space="preserve">Cloud &amp; Infrastructure: </w:t>
+      </w:r>
+      <w:r>
+        <w:rPr>
+          <w:rFonts w:ascii="Calibri" w:cs="Calibri" w:eastAsia="Calibri" w:hAnsi="Calibri"/>
+          <w:sz w:val="18"/>
+          <w:szCs w:val="18"/>
+        </w:rPr>
+        <w:t xml:space="preserve">AWS (S3, CloudFront, EC2, ACM), Docker, GitHub Actions CI/CD</w:t>
+      </w:r>
+    </w:p>
+    <w:p>
+      <w:pPr>
+        <w:spacing w:after="18" w:before="0"/>
+      </w:pPr>
+      <w:r>
+        <w:rPr>
+          <w:rFonts w:ascii="Calibri" w:cs="Calibri" w:eastAsia="Calibri" w:hAnsi="Calibri"/>
+          <w:b/>
+          <w:bCs/>
+          <w:sz w:val="18"/>
+          <w:szCs w:val="18"/>
+        </w:rPr>
+        <w:t xml:space="preserve">Frontend: </w:t>
+      </w:r>
+      <w:r>
+        <w:rPr>
+          <w:rFonts w:ascii="Calibri" w:cs="Calibri" w:eastAsia="Calibri" w:hAnsi="Calibri"/>
+          <w:sz w:val="18"/>
+          <w:szCs w:val="18"/>
+        </w:rPr>
+        <w:t xml:space="preserve">Redux Toolkit (RTK Query), Tailwind CSS, TypeScript, Vite</w:t>
+      </w:r>
+    </w:p>
+    <w:p>
+      <w:pPr>
+        <w:spacing w:after="18" w:before="0"/>
+      </w:pPr>
+      <w:r>
+        <w:rPr>
+          <w:rFonts w:ascii="Calibri" w:cs="Calibri" w:eastAsia="Calibri" w:hAnsi="Calibri"/>
+          <w:b/>
+          <w:bCs/>
           <w:sz w:val="18"/>
           <w:szCs w:val="18"/>
         </w:rPr>
@@ -253,24 +284,22 @@
       </w:r>
       <w:r>
         <w:rPr>
-          <w:rFonts w:ascii="Arial" w:cs="Arial" w:eastAsia="Arial" w:hAnsi="Arial"/>
-          <w:color w:val="222222"/>
-          <w:sz w:val="18"/>
-          <w:szCs w:val="18"/>
-        </w:rPr>
-        <w:t xml:space="preserve">GitHub Copilot, Claude, Cline — AI-assisted development; local LLM deployment via Ollama and LM Studio (Gemma, Qwen)</w:t>
-      </w:r>
-    </w:p>
-    <w:p>
-      <w:pPr>
-        <w:spacing w:after="20" w:before="20"/>
-      </w:pPr>
-      <w:r>
-        <w:rPr>
-          <w:rFonts w:ascii="Arial" w:cs="Arial" w:eastAsia="Arial" w:hAnsi="Arial"/>
-          <w:b/>
-          <w:bCs/>
-          <w:color w:val="222222"/>
+          <w:rFonts w:ascii="Calibri" w:cs="Calibri" w:eastAsia="Calibri" w:hAnsi="Calibri"/>
+          <w:sz w:val="18"/>
+          <w:szCs w:val="18"/>
+        </w:rPr>
+        <w:t xml:space="preserve">GitHub Copilot, Claude, Cline — AI-assisted development; local models via Ollama and LM Studio (Gemma, Qwen)</w:t>
+      </w:r>
+    </w:p>
+    <w:p>
+      <w:pPr>
+        <w:spacing w:after="18" w:before="0"/>
+      </w:pPr>
+      <w:r>
+        <w:rPr>
+          <w:rFonts w:ascii="Calibri" w:cs="Calibri" w:eastAsia="Calibri" w:hAnsi="Calibri"/>
+          <w:b/>
+          <w:bCs/>
           <w:sz w:val="18"/>
           <w:szCs w:val="18"/>
         </w:rPr>
@@ -278,8 +307,7 @@
       </w:r>
       <w:r>
         <w:rPr>
-          <w:rFonts w:ascii="Arial" w:cs="Arial" w:eastAsia="Arial" w:hAnsi="Arial"/>
-          <w:color w:val="222222"/>
+          <w:rFonts w:ascii="Calibri" w:cs="Calibri" w:eastAsia="Calibri" w:hAnsi="Calibri"/>
           <w:sz w:val="18"/>
           <w:szCs w:val="18"/>
         </w:rPr>
@@ -288,14 +316,13 @@
     </w:p>
     <w:p>
       <w:pPr>
-        <w:spacing w:after="20" w:before="20"/>
-      </w:pPr>
-      <w:r>
-        <w:rPr>
-          <w:rFonts w:ascii="Arial" w:cs="Arial" w:eastAsia="Arial" w:hAnsi="Arial"/>
-          <w:b/>
-          <w:bCs/>
-          <w:color w:val="222222"/>
+        <w:spacing w:after="18" w:before="0"/>
+      </w:pPr>
+      <w:r>
+        <w:rPr>
+          <w:rFonts w:ascii="Calibri" w:cs="Calibri" w:eastAsia="Calibri" w:hAnsi="Calibri"/>
+          <w:b/>
+          <w:bCs/>
           <w:sz w:val="18"/>
           <w:szCs w:val="18"/>
         </w:rPr>
@@ -303,24 +330,22 @@
       </w:r>
       <w:r>
         <w:rPr>
-          <w:rFonts w:ascii="Arial" w:cs="Arial" w:eastAsia="Arial" w:hAnsi="Arial"/>
-          <w:color w:val="222222"/>
-          <w:sz w:val="18"/>
-          <w:szCs w:val="18"/>
-        </w:rPr>
-        <w:t xml:space="preserve">OOP, Agile, Full-Stack &amp; Back-End Development</w:t>
-      </w:r>
-    </w:p>
-    <w:p>
-      <w:pPr>
-        <w:spacing w:after="20" w:before="20"/>
-      </w:pPr>
-      <w:r>
-        <w:rPr>
-          <w:rFonts w:ascii="Arial" w:cs="Arial" w:eastAsia="Arial" w:hAnsi="Arial"/>
-          <w:b/>
-          <w:bCs/>
-          <w:color w:val="222222"/>
+          <w:rFonts w:ascii="Calibri" w:cs="Calibri" w:eastAsia="Calibri" w:hAnsi="Calibri"/>
+          <w:sz w:val="18"/>
+          <w:szCs w:val="18"/>
+        </w:rPr>
+        <w:t xml:space="preserve">OOP, Agile, Scrum, Kanban, Full-Stack and Back-End Development</w:t>
+      </w:r>
+    </w:p>
+    <w:p>
+      <w:pPr>
+        <w:spacing w:after="18" w:before="0"/>
+      </w:pPr>
+      <w:r>
+        <w:rPr>
+          <w:rFonts w:ascii="Calibri" w:cs="Calibri" w:eastAsia="Calibri" w:hAnsi="Calibri"/>
+          <w:b/>
+          <w:bCs/>
           <w:sz w:val="18"/>
           <w:szCs w:val="18"/>
         </w:rPr>
@@ -328,8 +353,7 @@
       </w:r>
       <w:r>
         <w:rPr>
-          <w:rFonts w:ascii="Arial" w:cs="Arial" w:eastAsia="Arial" w:hAnsi="Arial"/>
-          <w:color w:val="222222"/>
+          <w:rFonts w:ascii="Calibri" w:cs="Calibri" w:eastAsia="Calibri" w:hAnsi="Calibri"/>
           <w:sz w:val="18"/>
           <w:szCs w:val="18"/>
         </w:rPr>
@@ -339,71 +363,71 @@
     <w:p>
       <w:pPr>
         <w:pBdr>
-          <w:bottom w:val="single" w:color="1F4E79" w:sz="4" w:space="1"/>
+          <w:bottom w:val="single" w:color="1a1a1a" w:sz="6" w:space="1"/>
         </w:pBdr>
-        <w:spacing w:after="40" w:before="120"/>
-      </w:pPr>
-      <w:r>
-        <w:rPr>
-          <w:rFonts w:ascii="Arial" w:cs="Arial" w:eastAsia="Arial" w:hAnsi="Arial"/>
-          <w:b/>
-          <w:bCs/>
-          <w:color w:val="1F4E79"/>
-          <w:sz w:val="20"/>
-          <w:szCs w:val="20"/>
-        </w:rPr>
-        <w:t xml:space="preserve">PROJECTS</w:t>
-      </w:r>
-    </w:p>
-    <w:p>
-      <w:pPr>
-        <w:spacing w:after="20" w:before="80"/>
-      </w:pPr>
-      <w:r>
-        <w:rPr>
-          <w:rFonts w:ascii="Arial" w:cs="Arial" w:eastAsia="Arial" w:hAnsi="Arial"/>
-          <w:b/>
-          <w:bCs/>
-          <w:color w:val="222222"/>
-          <w:sz w:val="19"/>
-          <w:szCs w:val="19"/>
-        </w:rPr>
-        <w:t xml:space="preserve">Mood App</w:t>
-      </w:r>
-      <w:r>
-        <w:rPr>
-          <w:rFonts w:ascii="Arial" w:cs="Arial" w:eastAsia="Arial" w:hAnsi="Arial"/>
-          <w:color w:val="555555"/>
+        <w:spacing w:after="60" w:before="120"/>
+      </w:pPr>
+      <w:r>
+        <w:rPr>
+          <w:rFonts w:ascii="Calibri" w:cs="Calibri" w:eastAsia="Calibri" w:hAnsi="Calibri"/>
+          <w:b/>
+          <w:bCs/>
+          <w:caps/>
+          <w:color w:val="1a1a1a"/>
+          <w:sz w:val="21"/>
+          <w:szCs w:val="21"/>
+        </w:rPr>
+        <w:t xml:space="preserve">Projects</w:t>
+      </w:r>
+    </w:p>
+    <w:p>
+      <w:pPr>
+        <w:spacing w:after="30" w:before="80"/>
+      </w:pPr>
+      <w:r>
+        <w:rPr>
+          <w:rFonts w:ascii="Calibri" w:cs="Calibri" w:eastAsia="Calibri" w:hAnsi="Calibri"/>
+          <w:b/>
+          <w:bCs/>
+          <w:sz w:val="18"/>
+          <w:szCs w:val="18"/>
+        </w:rPr>
+        <w:t xml:space="preserve">EmotionShop — Full-Stack E-Commerce Platform</w:t>
+      </w:r>
+      <w:r>
+        <w:rPr>
+          <w:rFonts w:ascii="Calibri" w:cs="Calibri" w:eastAsia="Calibri" w:hAnsi="Calibri"/>
+          <w:color w:val="888888"/>
           <w:sz w:val="18"/>
           <w:szCs w:val="18"/>
         </w:rPr>
         <w:t xml:space="preserve">  |  </w:t>
       </w:r>
-      <w:hyperlink w:history="1" r:id="rIdccouiaurpha-aarar07ut">
+      <w:hyperlink w:history="1" r:id="rIdnbpbxjmbie6pe1kn2iwj1">
         <w:r>
           <w:rPr>
-            <w:rFonts w:ascii="Arial" w:cs="Arial" w:eastAsia="Arial" w:hAnsi="Arial"/>
+            <w:rFonts w:ascii="Calibri" w:cs="Calibri" w:eastAsia="Calibri" w:hAnsi="Calibri"/>
             <w:color w:val="1155CC"/>
             <w:sz w:val="18"/>
             <w:szCs w:val="18"/>
             <w:u w:val="single"/>
           </w:rPr>
-          <w:t xml:space="preserve">Live Version</w:t>
+          <w:t xml:space="preserve">Live version</w:t>
         </w:r>
       </w:hyperlink>
       <w:r>
         <w:rPr>
-          <w:rFonts w:ascii="Arial" w:cs="Arial" w:eastAsia="Arial" w:hAnsi="Arial"/>
-          <w:color w:val="555555"/>
+          <w:rFonts w:ascii="Calibri" w:cs="Calibri" w:eastAsia="Calibri" w:hAnsi="Calibri"/>
+          <w:color w:val="888888"/>
           <w:sz w:val="18"/>
           <w:szCs w:val="18"/>
         </w:rPr>
         <w:t xml:space="preserve">  |  </w:t>
       </w:r>
-      <w:hyperlink w:history="1" r:id="rIdiiekb6nqxd1orrmy92kxh">
+      <w:hyperlink w:history="1" r:id="rIdojrc0byjwqif4mp_ghqkl">
         <w:r>
           <w:rPr>
-            <w:rFonts w:ascii="Arial" w:cs="Arial" w:eastAsia="Arial" w:hAnsi="Arial"/>
+            <w:rFonts w:ascii="Calibri" w:cs="Calibri" w:eastAsia="Calibri" w:hAnsi="Calibri"/>
             <w:color w:val="1155CC"/>
             <w:sz w:val="18"/>
             <w:szCs w:val="18"/>
@@ -420,16 +444,16 @@
           <w:ilvl w:val="0"/>
           <w:numId w:val="2"/>
         </w:numPr>
-        <w:spacing w:after="20" w:before="20"/>
-      </w:pPr>
-      <w:r>
-        <w:rPr>
-          <w:rFonts w:ascii="Arial" w:cs="Arial" w:eastAsia="Arial" w:hAnsi="Arial"/>
-          <w:color w:val="222222"/>
-          <w:sz w:val="18"/>
-          <w:szCs w:val="18"/>
-        </w:rPr>
-        <w:t xml:space="preserve">Full-stack web application with Node.js and Tailwind CSS on the front-end, and Python with MariaDB on the back-end.</w:t>
+        <w:spacing w:after="20" w:before="0"/>
+      </w:pPr>
+      <w:r>
+        <w:rPr>
+          <w:rFonts w:ascii="Calibri" w:cs="Calibri" w:eastAsia="Calibri" w:hAnsi="Calibri"/>
+          <w:color w:val="1a1a1a"/>
+          <w:sz w:val="18"/>
+          <w:szCs w:val="18"/>
+        </w:rPr>
+        <w:t xml:space="preserve">Production-ready e-commerce platform built from scratch with the MERN stack and deployed on AWS infrastructure (S3, CloudFront, EC2, ACM).</w:t>
       </w:r>
     </w:p>
     <w:p>
@@ -439,67 +463,85 @@
           <w:ilvl w:val="0"/>
           <w:numId w:val="2"/>
         </w:numPr>
-        <w:spacing w:after="20" w:before="20"/>
-      </w:pPr>
-      <w:r>
-        <w:rPr>
-          <w:rFonts w:ascii="Arial" w:cs="Arial" w:eastAsia="Arial" w:hAnsi="Arial"/>
-          <w:color w:val="222222"/>
-          <w:sz w:val="18"/>
-          <w:szCs w:val="18"/>
-        </w:rPr>
-        <w:t xml:space="preserve">Deployed to a live domain, demonstrating end-to-end ownership from development to production.</w:t>
-      </w:r>
-    </w:p>
-    <w:p>
-      <w:pPr>
-        <w:spacing w:after="20" w:before="80"/>
-      </w:pPr>
-      <w:r>
-        <w:rPr>
-          <w:rFonts w:ascii="Arial" w:cs="Arial" w:eastAsia="Arial" w:hAnsi="Arial"/>
-          <w:b/>
-          <w:bCs/>
-          <w:color w:val="222222"/>
-          <w:sz w:val="19"/>
-          <w:szCs w:val="19"/>
-        </w:rPr>
-        <w:t xml:space="preserve">Personal Portfolio</w:t>
-      </w:r>
-      <w:r>
-        <w:rPr>
-          <w:rFonts w:ascii="Arial" w:cs="Arial" w:eastAsia="Arial" w:hAnsi="Arial"/>
-          <w:color w:val="555555"/>
+        <w:spacing w:after="20" w:before="0"/>
+      </w:pPr>
+      <w:r>
+        <w:rPr>
+          <w:rFonts w:ascii="Calibri" w:cs="Calibri" w:eastAsia="Calibri" w:hAnsi="Calibri"/>
+          <w:color w:val="1a1a1a"/>
+          <w:sz w:val="18"/>
+          <w:szCs w:val="18"/>
+        </w:rPr>
+        <w:t xml:space="preserve">Features JWT authentication, role-based access control (Admin/Customer), product management with S3 image uploads, shopping cart, simulated checkout flow, ratings &amp; reviews, and an admin dashboard with sales analytics.</w:t>
+      </w:r>
+    </w:p>
+    <w:p>
+      <w:pPr>
+        <w:pStyle w:val="ListParagraph"/>
+        <w:numPr>
+          <w:ilvl w:val="0"/>
+          <w:numId w:val="2"/>
+        </w:numPr>
+        <w:spacing w:after="20" w:before="0"/>
+      </w:pPr>
+      <w:r>
+        <w:rPr>
+          <w:rFonts w:ascii="Calibri" w:cs="Calibri" w:eastAsia="Calibri" w:hAnsi="Calibri"/>
+          <w:color w:val="1a1a1a"/>
+          <w:sz w:val="18"/>
+          <w:szCs w:val="18"/>
+        </w:rPr>
+        <w:t xml:space="preserve">Stack: React 18, Vite, Tailwind CSS, Redux Toolkit (RTK Query), Node.js, Express.js, MongoDB Atlas, Docker, GitHub Actions CI/CD.</w:t>
+      </w:r>
+    </w:p>
+    <w:p>
+      <w:pPr>
+        <w:spacing w:after="30" w:before="80"/>
+      </w:pPr>
+      <w:r>
+        <w:rPr>
+          <w:rFonts w:ascii="Calibri" w:cs="Calibri" w:eastAsia="Calibri" w:hAnsi="Calibri"/>
+          <w:b/>
+          <w:bCs/>
+          <w:sz w:val="18"/>
+          <w:szCs w:val="18"/>
+        </w:rPr>
+        <w:t xml:space="preserve">Mood App</w:t>
+      </w:r>
+      <w:r>
+        <w:rPr>
+          <w:rFonts w:ascii="Calibri" w:cs="Calibri" w:eastAsia="Calibri" w:hAnsi="Calibri"/>
+          <w:color w:val="888888"/>
           <w:sz w:val="18"/>
           <w:szCs w:val="18"/>
         </w:rPr>
         <w:t xml:space="preserve">  |  </w:t>
       </w:r>
-      <w:hyperlink w:history="1" r:id="rIdqpliatx4yuie_eejlgpcb">
+      <w:hyperlink w:history="1" r:id="rId_5_e5dnk_jmqxhpl4zhhp">
         <w:r>
           <w:rPr>
-            <w:rFonts w:ascii="Arial" w:cs="Arial" w:eastAsia="Arial" w:hAnsi="Arial"/>
+            <w:rFonts w:ascii="Calibri" w:cs="Calibri" w:eastAsia="Calibri" w:hAnsi="Calibri"/>
             <w:color w:val="1155CC"/>
             <w:sz w:val="18"/>
             <w:szCs w:val="18"/>
             <w:u w:val="single"/>
           </w:rPr>
-          <w:t xml:space="preserve">Live Site</w:t>
+          <w:t xml:space="preserve">Live version</w:t>
         </w:r>
       </w:hyperlink>
       <w:r>
         <w:rPr>
-          <w:rFonts w:ascii="Arial" w:cs="Arial" w:eastAsia="Arial" w:hAnsi="Arial"/>
-          <w:color w:val="555555"/>
+          <w:rFonts w:ascii="Calibri" w:cs="Calibri" w:eastAsia="Calibri" w:hAnsi="Calibri"/>
+          <w:color w:val="888888"/>
           <w:sz w:val="18"/>
           <w:szCs w:val="18"/>
         </w:rPr>
         <w:t xml:space="preserve">  |  </w:t>
       </w:r>
-      <w:hyperlink w:history="1" r:id="rId7j0zhb0hizueqtkkiol7e">
+      <w:hyperlink w:history="1" r:id="rIdxrsm4fukn_1vooz1w1efw">
         <w:r>
           <w:rPr>
-            <w:rFonts w:ascii="Arial" w:cs="Arial" w:eastAsia="Arial" w:hAnsi="Arial"/>
+            <w:rFonts w:ascii="Calibri" w:cs="Calibri" w:eastAsia="Calibri" w:hAnsi="Calibri"/>
             <w:color w:val="1155CC"/>
             <w:sz w:val="18"/>
             <w:szCs w:val="18"/>
@@ -516,16 +558,16 @@
           <w:ilvl w:val="0"/>
           <w:numId w:val="2"/>
         </w:numPr>
-        <w:spacing w:after="20" w:before="20"/>
-      </w:pPr>
-      <w:r>
-        <w:rPr>
-          <w:rFonts w:ascii="Arial" w:cs="Arial" w:eastAsia="Arial" w:hAnsi="Arial"/>
-          <w:color w:val="222222"/>
-          <w:sz w:val="18"/>
-          <w:szCs w:val="18"/>
-        </w:rPr>
-        <w:t xml:space="preserve">Built and deployed a personal portfolio using React, TypeScript, Vite, and Tailwind CSS, with animations via Motion and a server-side API with Express.js.</w:t>
+        <w:spacing w:after="20" w:before="0"/>
+      </w:pPr>
+      <w:r>
+        <w:rPr>
+          <w:rFonts w:ascii="Calibri" w:cs="Calibri" w:eastAsia="Calibri" w:hAnsi="Calibri"/>
+          <w:color w:val="1a1a1a"/>
+          <w:sz w:val="18"/>
+          <w:szCs w:val="18"/>
+        </w:rPr>
+        <w:t xml:space="preserve">Full-stack web app with Node.js and Tailwind CSS on the front-end, and Python with MariaDB on the back-end.</w:t>
       </w:r>
     </w:p>
     <w:p>
@@ -535,62 +577,223 @@
           <w:ilvl w:val="0"/>
           <w:numId w:val="2"/>
         </w:numPr>
-        <w:spacing w:after="20" w:before="20"/>
-      </w:pPr>
-      <w:r>
-        <w:rPr>
-          <w:rFonts w:ascii="Arial" w:cs="Arial" w:eastAsia="Arial" w:hAnsi="Arial"/>
-          <w:color w:val="222222"/>
-          <w:sz w:val="18"/>
-          <w:szCs w:val="18"/>
-        </w:rPr>
-        <w:t xml:space="preserve">Deployed on GitHub Pages, showcasing projects, skills, and professional profile.</w:t>
+        <w:spacing w:after="20" w:before="0"/>
+      </w:pPr>
+      <w:r>
+        <w:rPr>
+          <w:rFonts w:ascii="Calibri" w:cs="Calibri" w:eastAsia="Calibri" w:hAnsi="Calibri"/>
+          <w:color w:val="1a1a1a"/>
+          <w:sz w:val="18"/>
+          <w:szCs w:val="18"/>
+        </w:rPr>
+        <w:t xml:space="preserve">Deployed on a live domain, demonstrating end-to-end ownership from development to production.</w:t>
       </w:r>
     </w:p>
     <w:p>
       <w:pPr>
         <w:pBdr>
-          <w:bottom w:val="single" w:color="1F4E79" w:sz="4" w:space="1"/>
+          <w:bottom w:val="single" w:color="1a1a1a" w:sz="6" w:space="1"/>
         </w:pBdr>
-        <w:spacing w:after="40" w:before="120"/>
-      </w:pPr>
-      <w:r>
-        <w:rPr>
-          <w:rFonts w:ascii="Arial" w:cs="Arial" w:eastAsia="Arial" w:hAnsi="Arial"/>
-          <w:b/>
-          <w:bCs/>
-          <w:color w:val="1F4E79"/>
-          <w:sz w:val="20"/>
-          <w:szCs w:val="20"/>
-        </w:rPr>
-        <w:t xml:space="preserve">EDUCATION &amp; CERTIFICATIONS</w:t>
-      </w:r>
-    </w:p>
-    <w:p>
-      <w:pPr>
-        <w:spacing w:after="20" w:before="80"/>
-      </w:pPr>
-      <w:r>
-        <w:rPr>
-          <w:rFonts w:ascii="Arial" w:cs="Arial" w:eastAsia="Arial" w:hAnsi="Arial"/>
-          <w:b/>
-          <w:bCs/>
-          <w:color w:val="222222"/>
-          <w:sz w:val="19"/>
-          <w:szCs w:val="19"/>
-        </w:rPr>
-        <w:t xml:space="preserve">Full-Stack Programming</w:t>
-      </w:r>
-      <w:r>
-        <w:rPr>
-          <w:rFonts w:ascii="Arial" w:cs="Arial" w:eastAsia="Arial" w:hAnsi="Arial"/>
+        <w:spacing w:after="60" w:before="120"/>
+      </w:pPr>
+      <w:r>
+        <w:rPr>
+          <w:rFonts w:ascii="Calibri" w:cs="Calibri" w:eastAsia="Calibri" w:hAnsi="Calibri"/>
+          <w:b/>
+          <w:bCs/>
+          <w:caps/>
+          <w:color w:val="1a1a1a"/>
+          <w:sz w:val="21"/>
+          <w:szCs w:val="21"/>
+        </w:rPr>
+        <w:t xml:space="preserve">Education &amp; Certifications</w:t>
+      </w:r>
+    </w:p>
+    <w:p>
+      <w:pPr>
+        <w:tabs>
+          <w:tab w:val="right" w:pos="10466"/>
+        </w:tabs>
+        <w:spacing w:after="30" w:before="80"/>
+      </w:pPr>
+      <w:r>
+        <w:rPr>
+          <w:rFonts w:ascii="Calibri" w:cs="Calibri" w:eastAsia="Calibri" w:hAnsi="Calibri"/>
+          <w:b/>
+          <w:bCs/>
+          <w:sz w:val="18"/>
+          <w:szCs w:val="18"/>
+        </w:rPr>
+        <w:t xml:space="preserve">Full-Stack Web Developer</w:t>
+      </w:r>
+      <w:r>
+        <w:rPr>
+          <w:rFonts w:ascii="Calibri" w:cs="Calibri" w:eastAsia="Calibri" w:hAnsi="Calibri"/>
           <w:i/>
           <w:iCs/>
-          <w:color w:val="555555"/>
-          <w:sz w:val="18"/>
-          <w:szCs w:val="18"/>
-        </w:rPr>
-        <w:t xml:space="preserve">  —  Fundación Pescar · Banco Nación  |  2026 – Present</w:t>
+          <w:color w:val="444444"/>
+          <w:sz w:val="18"/>
+          <w:szCs w:val="18"/>
+        </w:rPr>
+        <w:t xml:space="preserve"> — Fundación Pescar · Fundación Banco Nación</w:t>
+      </w:r>
+      <w:r>
+        <w:rPr>
+          <w:rFonts w:ascii="Calibri" w:cs="Calibri" w:eastAsia="Calibri" w:hAnsi="Calibri"/>
+          <w:sz w:val="18"/>
+          <w:szCs w:val="18"/>
+        </w:rPr>
+        <w:t xml:space="preserve">	</w:t>
+      </w:r>
+      <w:r>
+        <w:rPr>
+          <w:rFonts w:ascii="Calibri" w:cs="Calibri" w:eastAsia="Calibri" w:hAnsi="Calibri"/>
+          <w:i/>
+          <w:iCs/>
+          <w:color w:val="444444"/>
+          <w:sz w:val="18"/>
+          <w:szCs w:val="18"/>
+        </w:rPr>
+        <w:t xml:space="preserve">2026 – Present</w:t>
+      </w:r>
+    </w:p>
+    <w:p>
+      <w:pPr>
+        <w:spacing w:after="20" w:before="40"/>
+        <w:ind w:left="360"/>
+      </w:pPr>
+      <w:r>
+        <w:rPr>
+          <w:rFonts w:ascii="Calibri" w:cs="Calibri" w:eastAsia="Calibri" w:hAnsi="Calibri"/>
+          <w:i/>
+          <w:iCs/>
+          <w:color w:val="333333"/>
+          <w:sz w:val="18"/>
+          <w:szCs w:val="18"/>
+        </w:rPr>
+        <w:t xml:space="preserve">Web Full-Stack Programming — 237 hrs</w:t>
+      </w:r>
+    </w:p>
+    <w:p>
+      <w:pPr>
+        <w:pStyle w:val="ListParagraph"/>
+        <w:numPr>
+          <w:ilvl w:val="0"/>
+          <w:numId w:val="3"/>
+        </w:numPr>
+        <w:spacing w:after="20" w:before="0"/>
+      </w:pPr>
+      <w:r>
+        <w:rPr>
+          <w:rFonts w:ascii="Calibri" w:cs="Calibri" w:eastAsia="Calibri" w:hAnsi="Calibri"/>
+          <w:color w:val="1a1a1a"/>
+          <w:sz w:val="18"/>
+          <w:szCs w:val="18"/>
+        </w:rPr>
+        <w:t xml:space="preserve">Development with MERN Stack (MongoDB, Express, React, Node.js); RESTful API construction and complete frontend/back-end integration.</w:t>
+      </w:r>
+    </w:p>
+    <w:p>
+      <w:pPr>
+        <w:pStyle w:val="ListParagraph"/>
+        <w:numPr>
+          <w:ilvl w:val="0"/>
+          <w:numId w:val="3"/>
+        </w:numPr>
+        <w:spacing w:after="20" w:before="0"/>
+      </w:pPr>
+      <w:r>
+        <w:rPr>
+          <w:rFonts w:ascii="Calibri" w:cs="Calibri" w:eastAsia="Calibri" w:hAnsi="Calibri"/>
+          <w:color w:val="1a1a1a"/>
+          <w:sz w:val="18"/>
+          <w:szCs w:val="18"/>
+        </w:rPr>
+        <w:t xml:space="preserve">Delivered 4+ group and individual projects using Agile methodologies (Scrum and Kanban) with Git for version control.</w:t>
+      </w:r>
+    </w:p>
+    <w:p>
+      <w:pPr>
+        <w:spacing w:after="20" w:before="40"/>
+        <w:ind w:left="360"/>
+      </w:pPr>
+      <w:r>
+        <w:rPr>
+          <w:rFonts w:ascii="Calibri" w:cs="Calibri" w:eastAsia="Calibri" w:hAnsi="Calibri"/>
+          <w:i/>
+          <w:iCs/>
+          <w:color w:val="333333"/>
+          <w:sz w:val="18"/>
+          <w:szCs w:val="18"/>
+        </w:rPr>
+        <w:t xml:space="preserve">Interpersonal Skills Development — 154 hrs</w:t>
+      </w:r>
+    </w:p>
+    <w:p>
+      <w:pPr>
+        <w:pStyle w:val="ListParagraph"/>
+        <w:numPr>
+          <w:ilvl w:val="0"/>
+          <w:numId w:val="3"/>
+        </w:numPr>
+        <w:spacing w:after="20" w:before="0"/>
+      </w:pPr>
+      <w:r>
+        <w:rPr>
+          <w:rFonts w:ascii="Calibri" w:cs="Calibri" w:eastAsia="Calibri" w:hAnsi="Calibri"/>
+          <w:color w:val="1a1a1a"/>
+          <w:sz w:val="18"/>
+          <w:szCs w:val="18"/>
+        </w:rPr>
+        <w:t xml:space="preserve">Teamwork, effective communication, conflict resolution, and leadership in collaborative environments focused on the tech industry.</w:t>
+      </w:r>
+    </w:p>
+    <w:p>
+      <w:pPr>
+        <w:tabs>
+          <w:tab w:val="right" w:pos="10466"/>
+        </w:tabs>
+        <w:spacing w:after="30" w:before="80"/>
+      </w:pPr>
+      <w:r>
+        <w:rPr>
+          <w:rFonts w:ascii="Calibri" w:cs="Calibri" w:eastAsia="Calibri" w:hAnsi="Calibri"/>
+          <w:b/>
+          <w:bCs/>
+          <w:sz w:val="18"/>
+          <w:szCs w:val="18"/>
+        </w:rPr>
+        <w:t xml:space="preserve">University Expert in Programming — .NET Track</w:t>
+      </w:r>
+      <w:r>
+        <w:rPr>
+          <w:rFonts w:ascii="Calibri" w:cs="Calibri" w:eastAsia="Calibri" w:hAnsi="Calibri"/>
+          <w:i/>
+          <w:iCs/>
+          <w:color w:val="444444"/>
+          <w:sz w:val="18"/>
+          <w:szCs w:val="18"/>
+        </w:rPr>
+        <w:t xml:space="preserve"> — UTN.BA</w:t>
+      </w:r>
+      <w:r>
+        <w:rPr>
+          <w:rFonts w:ascii="Calibri" w:cs="Calibri" w:eastAsia="Calibri" w:hAnsi="Calibri"/>
+          <w:sz w:val="18"/>
+          <w:szCs w:val="18"/>
+        </w:rPr>
+        <w:t xml:space="preserve">	</w:t>
+      </w:r>
+      <w:r>
+        <w:rPr>
+          <w:rFonts w:ascii="Calibri" w:cs="Calibri" w:eastAsia="Calibri" w:hAnsi="Calibri"/>
+          <w:i/>
+          <w:iCs/>
+          <w:color w:val="444444"/>
+          <w:sz w:val="18"/>
+          <w:szCs w:val="18"/>
+        </w:rPr>
+        <w:t xml:space="preserve">2023 – 2024</w:t>
       </w:r>
     </w:p>
     <w:p>
@@ -600,16 +803,16 @@
           <w:ilvl w:val="0"/>
           <w:numId w:val="2"/>
         </w:numPr>
-        <w:spacing w:after="20" w:before="20"/>
-      </w:pPr>
-      <w:r>
-        <w:rPr>
-          <w:rFonts w:ascii="Arial" w:cs="Arial" w:eastAsia="Arial" w:hAnsi="Arial"/>
-          <w:color w:val="222222"/>
-          <w:sz w:val="18"/>
-          <w:szCs w:val="18"/>
-        </w:rPr>
-        <w:t xml:space="preserve">345+ hours of training in MERN Stack (MongoDB, Express, React, Node.js); delivered 4+ group and individual projects using agile methodologies.</w:t>
+        <w:spacing w:after="20" w:before="0"/>
+      </w:pPr>
+      <w:r>
+        <w:rPr>
+          <w:rFonts w:ascii="Calibri" w:cs="Calibri" w:eastAsia="Calibri" w:hAnsi="Calibri"/>
+          <w:color w:val="1a1a1a"/>
+          <w:sz w:val="18"/>
+          <w:szCs w:val="18"/>
+        </w:rPr>
+        <w:t xml:space="preserve">Built 2+ back-end projects in C# and .NET applying OOP principles.</w:t>
       </w:r>
     </w:p>
     <w:p>
@@ -619,16 +822,16 @@
           <w:ilvl w:val="0"/>
           <w:numId w:val="2"/>
         </w:numPr>
-        <w:spacing w:after="20" w:before="20"/>
-      </w:pPr>
-      <w:r>
-        <w:rPr>
-          <w:rFonts w:ascii="Arial" w:cs="Arial" w:eastAsia="Arial" w:hAnsi="Arial"/>
-          <w:color w:val="222222"/>
-          <w:sz w:val="18"/>
-          <w:szCs w:val="18"/>
-        </w:rPr>
-        <w:t xml:space="preserve">Development of RESTful APIs with Node.js and Express, MongoDB integration, and full frontend/back-end lifecycle management.</w:t>
+        <w:spacing w:after="20" w:before="0"/>
+      </w:pPr>
+      <w:r>
+        <w:rPr>
+          <w:rFonts w:ascii="Calibri" w:cs="Calibri" w:eastAsia="Calibri" w:hAnsi="Calibri"/>
+          <w:color w:val="1a1a1a"/>
+          <w:sz w:val="18"/>
+          <w:szCs w:val="18"/>
+        </w:rPr>
+        <w:t xml:space="preserve">Advanced training in software architecture, design patterns, and REST API development with ASP.NET Core.</w:t>
       </w:r>
     </w:p>
     <w:p>
@@ -638,43 +841,64 @@
           <w:ilvl w:val="0"/>
           <w:numId w:val="2"/>
         </w:numPr>
-        <w:spacing w:after="20" w:before="20"/>
-      </w:pPr>
-      <w:r>
-        <w:rPr>
-          <w:rFonts w:ascii="Arial" w:cs="Arial" w:eastAsia="Arial" w:hAnsi="Arial"/>
-          <w:color w:val="222222"/>
-          <w:sz w:val="18"/>
-          <w:szCs w:val="18"/>
-        </w:rPr>
-        <w:t xml:space="preserve">Team collaboration under Scrum methodology, using Git for version control and group project workflows.</w:t>
-      </w:r>
-    </w:p>
-    <w:p>
-      <w:pPr>
-        <w:spacing w:after="20" w:before="80"/>
-      </w:pPr>
-      <w:r>
-        <w:rPr>
-          <w:rFonts w:ascii="Arial" w:cs="Arial" w:eastAsia="Arial" w:hAnsi="Arial"/>
-          <w:b/>
-          <w:bCs/>
-          <w:color w:val="222222"/>
-          <w:sz w:val="19"/>
-          <w:szCs w:val="19"/>
-        </w:rPr>
-        <w:t xml:space="preserve">University Expert in Programming — .NET Track</w:t>
-      </w:r>
-      <w:r>
-        <w:rPr>
-          <w:rFonts w:ascii="Arial" w:cs="Arial" w:eastAsia="Arial" w:hAnsi="Arial"/>
+        <w:spacing w:after="20" w:before="0"/>
+      </w:pPr>
+      <w:r>
+        <w:rPr>
+          <w:rFonts w:ascii="Calibri" w:cs="Calibri" w:eastAsia="Calibri" w:hAnsi="Calibri"/>
+          <w:color w:val="1a1a1a"/>
+          <w:sz w:val="18"/>
+          <w:szCs w:val="18"/>
+        </w:rPr>
+        <w:t xml:space="preserve">Proficiency in Entity Framework, LINQ, and relational databases integrated in the .NET ecosystem.</w:t>
+      </w:r>
+    </w:p>
+    <w:p>
+      <w:pPr>
+        <w:tabs>
+          <w:tab w:val="right" w:pos="10466"/>
+        </w:tabs>
+        <w:spacing w:after="30" w:before="80"/>
+      </w:pPr>
+      <w:r>
+        <w:rPr>
+          <w:rFonts w:ascii="Calibri" w:cs="Calibri" w:eastAsia="Calibri" w:hAnsi="Calibri"/>
+          <w:b/>
+          <w:bCs/>
+          <w:sz w:val="18"/>
+          <w:szCs w:val="18"/>
+        </w:rPr>
+        <w:t xml:space="preserve">Front-End Development Fundamentals</w:t>
+      </w:r>
+      <w:r>
+        <w:rPr>
+          <w:rFonts w:ascii="Calibri" w:cs="Calibri" w:eastAsia="Calibri" w:hAnsi="Calibri"/>
           <w:i/>
           <w:iCs/>
-          <w:color w:val="555555"/>
-          <w:sz w:val="18"/>
-          <w:szCs w:val="18"/>
-        </w:rPr>
-        <w:t xml:space="preserve">  —  UTN.BA  |  2023 – 2024</w:t>
+          <w:color w:val="444444"/>
+          <w:sz w:val="18"/>
+          <w:szCs w:val="18"/>
+        </w:rPr>
+        <w:t xml:space="preserve"> — Ticmas · Argentina Programa</w:t>
+      </w:r>
+      <w:r>
+        <w:rPr>
+          <w:rFonts w:ascii="Calibri" w:cs="Calibri" w:eastAsia="Calibri" w:hAnsi="Calibri"/>
+          <w:sz w:val="18"/>
+          <w:szCs w:val="18"/>
+        </w:rPr>
+        <w:t xml:space="preserve">	</w:t>
+      </w:r>
+      <w:r>
+        <w:rPr>
+          <w:rFonts w:ascii="Calibri" w:cs="Calibri" w:eastAsia="Calibri" w:hAnsi="Calibri"/>
+          <w:i/>
+          <w:iCs/>
+          <w:color w:val="444444"/>
+          <w:sz w:val="18"/>
+          <w:szCs w:val="18"/>
+        </w:rPr>
+        <w:t xml:space="preserve">2023</w:t>
       </w:r>
     </w:p>
     <w:p>
@@ -684,16 +908,84 @@
           <w:ilvl w:val="0"/>
           <w:numId w:val="2"/>
         </w:numPr>
-        <w:spacing w:after="20" w:before="20"/>
-      </w:pPr>
-      <w:r>
-        <w:rPr>
-          <w:rFonts w:ascii="Arial" w:cs="Arial" w:eastAsia="Arial" w:hAnsi="Arial"/>
-          <w:color w:val="222222"/>
-          <w:sz w:val="18"/>
-          <w:szCs w:val="18"/>
-        </w:rPr>
-        <w:t xml:space="preserve">Developed 2+ back-end projects in C# and .NET applying OOP principles.</w:t>
+        <w:spacing w:after="20" w:before="0"/>
+      </w:pPr>
+      <w:r>
+        <w:rPr>
+          <w:rFonts w:ascii="Calibri" w:cs="Calibri" w:eastAsia="Calibri" w:hAnsi="Calibri"/>
+          <w:color w:val="1a1a1a"/>
+          <w:sz w:val="18"/>
+          <w:szCs w:val="18"/>
+        </w:rPr>
+        <w:t xml:space="preserve">Training in HTML, CSS, JavaScript and React; development of responsive interfaces with a focus on UI/UX best practices.</w:t>
+      </w:r>
+    </w:p>
+    <w:p>
+      <w:pPr>
+        <w:pBdr>
+          <w:bottom w:val="single" w:color="1a1a1a" w:sz="6" w:space="1"/>
+        </w:pBdr>
+        <w:spacing w:after="60" w:before="120"/>
+      </w:pPr>
+      <w:r>
+        <w:rPr>
+          <w:rFonts w:ascii="Calibri" w:cs="Calibri" w:eastAsia="Calibri" w:hAnsi="Calibri"/>
+          <w:b/>
+          <w:bCs/>
+          <w:caps/>
+          <w:color w:val="1a1a1a"/>
+          <w:sz w:val="21"/>
+          <w:szCs w:val="21"/>
+        </w:rPr>
+        <w:t xml:space="preserve">Work Experience</w:t>
+      </w:r>
+    </w:p>
+    <w:p>
+      <w:pPr>
+        <w:tabs>
+          <w:tab w:val="right" w:pos="10466"/>
+        </w:tabs>
+        <w:spacing w:after="30" w:before="80"/>
+      </w:pPr>
+      <w:r>
+        <w:rPr>
+          <w:rFonts w:ascii="Calibri" w:cs="Calibri" w:eastAsia="Calibri" w:hAnsi="Calibri"/>
+          <w:b/>
+          <w:bCs/>
+          <w:sz w:val="18"/>
+          <w:szCs w:val="18"/>
+        </w:rPr>
+        <w:t xml:space="preserve">Sales Representative &amp; Process Automation</w:t>
+      </w:r>
+      <w:r>
+        <w:rPr>
+          <w:rFonts w:ascii="Calibri" w:cs="Calibri" w:eastAsia="Calibri" w:hAnsi="Calibri"/>
+          <w:i/>
+          <w:iCs/>
+          <w:color w:val="444444"/>
+          <w:sz w:val="18"/>
+          <w:szCs w:val="18"/>
+        </w:rPr>
+        <w:t xml:space="preserve"> | Electrical Materials Companies</w:t>
+      </w:r>
+      <w:r>
+        <w:rPr>
+          <w:rFonts w:ascii="Calibri" w:cs="Calibri" w:eastAsia="Calibri" w:hAnsi="Calibri"/>
+          <w:sz w:val="18"/>
+          <w:szCs w:val="18"/>
+        </w:rPr>
+        <w:t xml:space="preserve">	</w:t>
+      </w:r>
+      <w:r>
+        <w:rPr>
+          <w:rFonts w:ascii="Calibri" w:cs="Calibri" w:eastAsia="Calibri" w:hAnsi="Calibri"/>
+          <w:i/>
+          <w:iCs/>
+          <w:color w:val="444444"/>
+          <w:sz w:val="18"/>
+          <w:szCs w:val="18"/>
+        </w:rPr>
+        <w:t xml:space="preserve">2016 – Present</w:t>
       </w:r>
     </w:p>
     <w:p>
@@ -703,16 +995,16 @@
           <w:ilvl w:val="0"/>
           <w:numId w:val="2"/>
         </w:numPr>
-        <w:spacing w:after="20" w:before="20"/>
-      </w:pPr>
-      <w:r>
-        <w:rPr>
-          <w:rFonts w:ascii="Arial" w:cs="Arial" w:eastAsia="Arial" w:hAnsi="Arial"/>
-          <w:color w:val="222222"/>
-          <w:sz w:val="18"/>
-          <w:szCs w:val="18"/>
-        </w:rPr>
-        <w:t xml:space="preserve">Advanced training in software architecture, design patterns, and REST API development with ASP.NET Core.</w:t>
+        <w:spacing w:after="20" w:before="0"/>
+      </w:pPr>
+      <w:r>
+        <w:rPr>
+          <w:rFonts w:ascii="Calibri" w:cs="Calibri" w:eastAsia="Calibri" w:hAnsi="Calibri"/>
+          <w:color w:val="1a1a1a"/>
+          <w:sz w:val="18"/>
+          <w:szCs w:val="18"/>
+        </w:rPr>
+        <w:t xml:space="preserve">Built custom Excel tools with VBA macros to automate price list generation and order management — my first practical application of programming logic in a real business context.</w:t>
       </w:r>
     </w:p>
     <w:p>
@@ -722,43 +1014,16 @@
           <w:ilvl w:val="0"/>
           <w:numId w:val="2"/>
         </w:numPr>
-        <w:spacing w:after="20" w:before="20"/>
-      </w:pPr>
-      <w:r>
-        <w:rPr>
-          <w:rFonts w:ascii="Arial" w:cs="Arial" w:eastAsia="Arial" w:hAnsi="Arial"/>
-          <w:color w:val="222222"/>
-          <w:sz w:val="18"/>
-          <w:szCs w:val="18"/>
-        </w:rPr>
-        <w:t xml:space="preserve">Proficient in Entity Framework, LINQ, and relational databases integrated within the .NET ecosystem.</w:t>
-      </w:r>
-    </w:p>
-    <w:p>
-      <w:pPr>
-        <w:spacing w:after="20" w:before="80"/>
-      </w:pPr>
-      <w:r>
-        <w:rPr>
-          <w:rFonts w:ascii="Arial" w:cs="Arial" w:eastAsia="Arial" w:hAnsi="Arial"/>
-          <w:b/>
-          <w:bCs/>
-          <w:color w:val="222222"/>
-          <w:sz w:val="19"/>
-          <w:szCs w:val="19"/>
-        </w:rPr>
-        <w:t xml:space="preserve">Front-End Development Fundamentals</w:t>
-      </w:r>
-      <w:r>
-        <w:rPr>
-          <w:rFonts w:ascii="Arial" w:cs="Arial" w:eastAsia="Arial" w:hAnsi="Arial"/>
-          <w:i/>
-          <w:iCs/>
-          <w:color w:val="555555"/>
-          <w:sz w:val="18"/>
-          <w:szCs w:val="18"/>
-        </w:rPr>
-        <w:t xml:space="preserve">  —  Ticmas · Argentina Programa  |  2023</w:t>
+        <w:spacing w:after="20" w:before="0"/>
+      </w:pPr>
+      <w:r>
+        <w:rPr>
+          <w:rFonts w:ascii="Calibri" w:cs="Calibri" w:eastAsia="Calibri" w:hAnsi="Calibri"/>
+          <w:color w:val="1a1a1a"/>
+          <w:sz w:val="18"/>
+          <w:szCs w:val="18"/>
+        </w:rPr>
+        <w:t xml:space="preserve">Managed and grew a portfolio of 100+ B2B clients with 25% growth, developing negotiation skills and business acumen directly applicable to the product development cycle.</w:t>
       </w:r>
     </w:p>
     <w:p>
@@ -768,115 +1033,12 @@
           <w:ilvl w:val="0"/>
           <w:numId w:val="2"/>
         </w:numPr>
-        <w:spacing w:after="20" w:before="20"/>
-      </w:pPr>
-      <w:r>
-        <w:rPr>
-          <w:rFonts w:ascii="Arial" w:cs="Arial" w:eastAsia="Arial" w:hAnsi="Arial"/>
-          <w:color w:val="222222"/>
-          <w:sz w:val="18"/>
-          <w:szCs w:val="18"/>
-        </w:rPr>
-        <w:t xml:space="preserve">Training in HTML, CSS, JavaScript, and React; development of responsive interfaces with a focus on UI/UX best practices.</w:t>
-      </w:r>
-    </w:p>
-    <w:p>
-      <w:pPr>
-        <w:pBdr>
-          <w:bottom w:val="single" w:color="1F4E79" w:sz="4" w:space="1"/>
-        </w:pBdr>
-        <w:spacing w:after="40" w:before="120"/>
-      </w:pPr>
-      <w:r>
-        <w:rPr>
-          <w:rFonts w:ascii="Arial" w:cs="Arial" w:eastAsia="Arial" w:hAnsi="Arial"/>
-          <w:b/>
-          <w:bCs/>
-          <w:color w:val="1F4E79"/>
-          <w:sz w:val="20"/>
-          <w:szCs w:val="20"/>
-        </w:rPr>
-        <w:t xml:space="preserve">WORK EXPERIENCE</w:t>
-      </w:r>
-    </w:p>
-    <w:p>
-      <w:pPr>
-        <w:spacing w:after="20" w:before="80"/>
-      </w:pPr>
-      <w:r>
-        <w:rPr>
-          <w:rFonts w:ascii="Arial" w:cs="Arial" w:eastAsia="Arial" w:hAnsi="Arial"/>
-          <w:b/>
-          <w:bCs/>
-          <w:color w:val="222222"/>
-          <w:sz w:val="19"/>
-          <w:szCs w:val="19"/>
-        </w:rPr>
-        <w:t xml:space="preserve">Sales Representative &amp; Process Automation</w:t>
-      </w:r>
-      <w:r>
-        <w:rPr>
-          <w:rFonts w:ascii="Arial" w:cs="Arial" w:eastAsia="Arial" w:hAnsi="Arial"/>
-          <w:i/>
-          <w:iCs/>
-          <w:color w:val="555555"/>
-          <w:sz w:val="18"/>
-          <w:szCs w:val="18"/>
-        </w:rPr>
-        <w:t xml:space="preserve">  |  Electrical Materials Companies  |  2016 – Present</w:t>
-      </w:r>
-    </w:p>
-    <w:p>
-      <w:pPr>
-        <w:pStyle w:val="ListParagraph"/>
-        <w:numPr>
-          <w:ilvl w:val="0"/>
-          <w:numId w:val="2"/>
-        </w:numPr>
-        <w:spacing w:after="20" w:before="20"/>
-      </w:pPr>
-      <w:r>
-        <w:rPr>
-          <w:rFonts w:ascii="Arial" w:cs="Arial" w:eastAsia="Arial" w:hAnsi="Arial"/>
-          <w:color w:val="222222"/>
-          <w:sz w:val="18"/>
-          <w:szCs w:val="18"/>
-        </w:rPr>
-        <w:t xml:space="preserve">Built custom Excel tools with VBA macros to automate price list generation and order management — the first practical application of programming logic in a real business context.</w:t>
-      </w:r>
-    </w:p>
-    <w:p>
-      <w:pPr>
-        <w:pStyle w:val="ListParagraph"/>
-        <w:numPr>
-          <w:ilvl w:val="0"/>
-          <w:numId w:val="2"/>
-        </w:numPr>
-        <w:spacing w:after="20" w:before="20"/>
-      </w:pPr>
-      <w:r>
-        <w:rPr>
-          <w:rFonts w:ascii="Arial" w:cs="Arial" w:eastAsia="Arial" w:hAnsi="Arial"/>
-          <w:color w:val="222222"/>
-          <w:sz w:val="18"/>
-          <w:szCs w:val="18"/>
-        </w:rPr>
-        <w:t xml:space="preserve">Managed and grew a portfolio of 100+ B2B clients with 25% growth, developing negotiation skills and business acumen applied directly to the product development cycle.</w:t>
-      </w:r>
-    </w:p>
-    <w:p>
-      <w:pPr>
-        <w:pStyle w:val="ListParagraph"/>
-        <w:numPr>
-          <w:ilvl w:val="0"/>
-          <w:numId w:val="2"/>
-        </w:numPr>
-        <w:spacing w:after="20" w:before="20"/>
-      </w:pPr>
-      <w:r>
-        <w:rPr>
-          <w:rFonts w:ascii="Arial" w:cs="Arial" w:eastAsia="Arial" w:hAnsi="Arial"/>
-          <w:color w:val="222222"/>
+        <w:spacing w:after="20" w:before="0"/>
+      </w:pPr>
+      <w:r>
+        <w:rPr>
+          <w:rFonts w:ascii="Calibri" w:cs="Calibri" w:eastAsia="Calibri" w:hAnsi="Calibri"/>
+          <w:color w:val="1a1a1a"/>
           <w:sz w:val="18"/>
           <w:szCs w:val="18"/>
         </w:rPr>
@@ -884,8 +1046,8 @@
       </w:r>
     </w:p>
     <w:sectPr>
-      <w:pgSz w:w="12240" w:h="15840" w:orient="portrait"/>
-      <w:pgMar w:top="720" w:right="1080" w:bottom="720" w:left="1080" w:header="708" w:footer="708" w:gutter="0"/>
+      <w:pgSz w:w="11906" w:h="16838" w:orient="portrait"/>
+      <w:pgMar w:top="720" w:right="720" w:bottom="720" w:left="720" w:header="708" w:footer="708" w:gutter="0"/>
       <w:pgNumType/>
       <w:docGrid w:linePitch="360"/>
     </w:sectPr>
@@ -1065,7 +1227,19 @@
       <w:lvlText w:val="•"/>
       <w:lvlJc w:val="left"/>
       <w:pPr>
-        <w:ind w:left="480" w:hanging="240"/>
+        <w:ind w:left="540" w:hanging="270"/>
+      </w:pPr>
+    </w:lvl>
+  </w:abstractNum>
+  <w:abstractNum w:abstractNumId="3" w15:restartNumberingAfterBreak="0">
+    <w:multiLevelType w:val="hybridMultilevel"/>
+    <w:lvl w:ilvl="0" w15:tentative="1">
+      <w:start w:val="1"/>
+      <w:numFmt w:val="bullet"/>
+      <w:lvlText w:val="•"/>
+      <w:lvlJc w:val="left"/>
+      <w:pPr>
+        <w:ind w:left="900" w:hanging="270"/>
       </w:pPr>
     </w:lvl>
   </w:abstractNum>
@@ -1077,6 +1251,12 @@
   </w:num>
   <w:num w:numId="2">
     <w:abstractNumId w:val="2"/>
+    <w:lvlOverride w:ilvl="0">
+      <w:startOverride w:val="1"/>
+    </w:lvlOverride>
+  </w:num>
+  <w:num w:numId="3">
+    <w:abstractNumId w:val="3"/>
     <w:lvlOverride w:ilvl="0">
       <w:startOverride w:val="1"/>
     </w:lvlOverride>

--- a/dist/Nicolas_Schernetzki_CV_Eng.docx
+++ b/dist/Nicolas_Schernetzki_CV_Eng.docx
@@ -29,7 +29,7 @@
           <w:sz w:val="18"/>
           <w:szCs w:val="18"/>
         </w:rPr>
-        <w:t xml:space="preserve">Full-Stack Developer | Back-End Developer</w:t>
+        <w:t xml:space="preserve">Full-Stack Developer</w:t>
       </w:r>
     </w:p>
     <w:p>
@@ -45,7 +45,7 @@
         </w:rPr>
         <w:t xml:space="preserve">Ituzaingó, Buenos Aires  •  +54 11 6101-4743  •  ngsrepresentaciones@gmail.com  •  </w:t>
       </w:r>
-      <w:hyperlink w:history="1" r:id="rId-wcqejlusxiy63_3ws1ko">
+      <w:hyperlink w:history="1" r:id="rIdyqow-a5vqcgf2qjsc26rp">
         <w:r>
           <w:rPr>
             <w:rFonts w:ascii="Calibri" w:cs="Calibri" w:eastAsia="Calibri" w:hAnsi="Calibri"/>
@@ -66,7 +66,7 @@
         </w:rPr>
         <w:t xml:space="preserve">  •  </w:t>
       </w:r>
-      <w:hyperlink w:history="1" r:id="rIdfqrmdogxna-0odj_zj3xp">
+      <w:hyperlink w:history="1" r:id="rIdyxvgbkwi0u6hzp7pkruwp">
         <w:r>
           <w:rPr>
             <w:rFonts w:ascii="Calibri" w:cs="Calibri" w:eastAsia="Calibri" w:hAnsi="Calibri"/>
@@ -87,7 +87,7 @@
         </w:rPr>
         <w:t xml:space="preserve">  •  </w:t>
       </w:r>
-      <w:hyperlink w:history="1" r:id="rId5de2x2sktpgjsitt4qz-4">
+      <w:hyperlink w:history="1" r:id="rId3tovikbt4cn44knzzkxer">
         <w:r>
           <w:rPr>
             <w:rFonts w:ascii="Calibri" w:cs="Calibri" w:eastAsia="Calibri" w:hAnsi="Calibri"/>
@@ -165,15 +165,15 @@
           <w:sz w:val="18"/>
           <w:szCs w:val="18"/>
         </w:rPr>
-        <w:t xml:space="preserve">Languages: </w:t>
-      </w:r>
-      <w:r>
-        <w:rPr>
-          <w:rFonts w:ascii="Calibri" w:cs="Calibri" w:eastAsia="Calibri" w:hAnsi="Calibri"/>
-          <w:sz w:val="18"/>
-          <w:szCs w:val="18"/>
-        </w:rPr>
-        <w:t xml:space="preserve">JavaScript, Java, Python, C#, C++, Visual Basic</w:t>
+        <w:t xml:space="preserve">Programming Languages: </w:t>
+      </w:r>
+      <w:r>
+        <w:rPr>
+          <w:rFonts w:ascii="Calibri" w:cs="Calibri" w:eastAsia="Calibri" w:hAnsi="Calibri"/>
+          <w:sz w:val="18"/>
+          <w:szCs w:val="18"/>
+        </w:rPr>
+        <w:t xml:space="preserve">JavaScript, Python, C#, C++, Java, Visual Basic</w:t>
       </w:r>
     </w:p>
     <w:p>
@@ -311,7 +311,7 @@
           <w:sz w:val="18"/>
           <w:szCs w:val="18"/>
         </w:rPr>
-        <w:t xml:space="preserve">Git, Docker, Visual Studio, VS Code, Microsoft Office</w:t>
+        <w:t xml:space="preserve">Git, Visual Studio, VS Code, Postman, Microsoft Office</w:t>
       </w:r>
     </w:p>
     <w:p>
@@ -403,7 +403,7 @@
         </w:rPr>
         <w:t xml:space="preserve">  |  </w:t>
       </w:r>
-      <w:hyperlink w:history="1" r:id="rIdnbpbxjmbie6pe1kn2iwj1">
+      <w:hyperlink w:history="1" r:id="rIdtybdm9qo35-ifppmykksu">
         <w:r>
           <w:rPr>
             <w:rFonts w:ascii="Calibri" w:cs="Calibri" w:eastAsia="Calibri" w:hAnsi="Calibri"/>
@@ -424,7 +424,7 @@
         </w:rPr>
         <w:t xml:space="preserve">  |  </w:t>
       </w:r>
-      <w:hyperlink w:history="1" r:id="rIdojrc0byjwqif4mp_ghqkl">
+      <w:hyperlink w:history="1" r:id="rIdm1qcutctfzg_tjs_2psgl">
         <w:r>
           <w:rPr>
             <w:rFonts w:ascii="Calibri" w:cs="Calibri" w:eastAsia="Calibri" w:hAnsi="Calibri"/>
@@ -517,7 +517,7 @@
         </w:rPr>
         <w:t xml:space="preserve">  |  </w:t>
       </w:r>
-      <w:hyperlink w:history="1" r:id="rId_5_e5dnk_jmqxhpl4zhhp">
+      <w:hyperlink w:history="1" r:id="rIdadge2llycfn4ird47sjt4">
         <w:r>
           <w:rPr>
             <w:rFonts w:ascii="Calibri" w:cs="Calibri" w:eastAsia="Calibri" w:hAnsi="Calibri"/>
@@ -538,7 +538,7 @@
         </w:rPr>
         <w:t xml:space="preserve">  |  </w:t>
       </w:r>
-      <w:hyperlink w:history="1" r:id="rIdxrsm4fukn_1vooz1w1efw">
+      <w:hyperlink w:history="1" r:id="rIdexdx3u7e16tpvprcvfybl">
         <w:r>
           <w:rPr>
             <w:rFonts w:ascii="Calibri" w:cs="Calibri" w:eastAsia="Calibri" w:hAnsi="Calibri"/>
